--- a/public/templateRevisionLoyer.docx
+++ b/public/templateRevisionLoyer.docx
@@ -415,7 +415,15 @@
           <w:sz w:val="20"/>
           <w:szCs w:val="20"/>
         </w:rPr>
-        <w:t>Bonjour {</w:t>
+        <w:t xml:space="preserve">Bonjour </w:t>
+      </w:r>
+      <w:r>
+        <w:rPr>
+          <w:rFonts w:ascii="Calibri" w:hAnsi="Calibri" w:cs="Calibri"/>
+          <w:sz w:val="20"/>
+          <w:szCs w:val="20"/>
+        </w:rPr>
+        <w:t>{</w:t>
       </w:r>
       <w:proofErr w:type="spellStart"/>
       <w:r>
@@ -424,7 +432,7 @@
           <w:sz w:val="20"/>
           <w:szCs w:val="20"/>
         </w:rPr>
-        <w:t>tenantName</w:t>
+        <w:t>tenantFullName</w:t>
       </w:r>
       <w:proofErr w:type="spellEnd"/>
       <w:r>
@@ -433,7 +441,7 @@
           <w:sz w:val="20"/>
           <w:szCs w:val="20"/>
         </w:rPr>
-        <w:t>},</w:t>
+        <w:t>}</w:t>
       </w:r>
     </w:p>
     <w:p>
@@ -739,12 +747,6 @@
         <w:gridCol w:w="2256"/>
       </w:tblGrid>
       <w:tr>
-        <w:tblPrEx>
-          <w:tblCellMar>
-            <w:top w:w="0" w:type="dxa"/>
-            <w:bottom w:w="0" w:type="dxa"/>
-          </w:tblCellMar>
-        </w:tblPrEx>
         <w:tc>
           <w:tcPr>
             <w:tcW w:w="2340" w:type="dxa"/>
@@ -879,12 +881,6 @@
         </w:tc>
       </w:tr>
       <w:tr>
-        <w:tblPrEx>
-          <w:tblCellMar>
-            <w:top w:w="0" w:type="dxa"/>
-            <w:bottom w:w="0" w:type="dxa"/>
-          </w:tblCellMar>
-        </w:tblPrEx>
         <w:tc>
           <w:tcPr>
             <w:tcW w:w="2340" w:type="dxa"/>
@@ -1139,7 +1135,7 @@
           <w:sz w:val="20"/>
           <w:szCs w:val="20"/>
         </w:rPr>
-        <w:t>effectiveDate</w:t>
+        <w:t>effectiveDa</w:t>
       </w:r>
       <w:proofErr w:type="spellEnd"/>
       <w:r>
@@ -1148,33 +1144,51 @@
           <w:sz w:val="20"/>
           <w:szCs w:val="20"/>
         </w:rPr>
-        <w:t>}</w:t>
-      </w:r>
-    </w:p>
-    <w:p>
-      <w:pPr>
-        <w:rPr>
-          <w:rFonts w:ascii="Calibri" w:hAnsi="Calibri" w:cs="Calibri"/>
-          <w:sz w:val="20"/>
-          <w:szCs w:val="20"/>
-        </w:rPr>
-      </w:pPr>
-    </w:p>
-    <w:p>
-      <w:pPr>
-        <w:rPr>
-          <w:rFonts w:ascii="Calibri" w:hAnsi="Calibri" w:cs="Calibri"/>
-          <w:sz w:val="20"/>
-          <w:szCs w:val="20"/>
-        </w:rPr>
-      </w:pPr>
-      <w:r>
-        <w:rPr>
-          <w:rFonts w:ascii="Calibri" w:hAnsi="Calibri" w:cs="Calibri"/>
-          <w:sz w:val="20"/>
-          <w:szCs w:val="20"/>
-        </w:rPr>
-        <w:t>Fait à : {</w:t>
+        <w:t>t</w:t>
+      </w:r>
+      <w:proofErr w:type="spellStart"/>
+      <w:r>
+        <w:rPr>
+          <w:rFonts w:ascii="Calibri" w:hAnsi="Calibri" w:cs="Calibri"/>
+          <w:sz w:val="20"/>
+          <w:szCs w:val="20"/>
+        </w:rPr>
+        <w:t>e}</w:t>
+      </w:r>
+    </w:p>
+    <w:p>
+      <w:pPr>
+        <w:rPr>
+          <w:rFonts w:ascii="Calibri" w:hAnsi="Calibri" w:cs="Calibri"/>
+          <w:sz w:val="20"/>
+          <w:szCs w:val="20"/>
+        </w:rPr>
+      </w:pPr>
+    </w:p>
+    <w:p>
+      <w:pPr>
+        <w:rPr>
+          <w:rFonts w:ascii="Calibri" w:hAnsi="Calibri" w:cs="Calibri"/>
+          <w:sz w:val="20"/>
+          <w:szCs w:val="20"/>
+        </w:rPr>
+      </w:pPr>
+      <w:r>
+        <w:rPr>
+          <w:rFonts w:ascii="Calibri" w:hAnsi="Calibri" w:cs="Calibri"/>
+          <w:sz w:val="20"/>
+          <w:szCs w:val="20"/>
+        </w:rPr>
+        <w:t xml:space="preserve">Fait à : </w:t>
+      </w:r>
+      <w:proofErr w:type="spellEnd"/>
+      <w:r>
+        <w:rPr>
+          <w:rFonts w:ascii="Calibri" w:hAnsi="Calibri" w:cs="Calibri"/>
+          <w:sz w:val="20"/>
+          <w:szCs w:val="20"/>
+        </w:rPr>
+        <w:t>{</w:t>
       </w:r>
       <w:proofErr w:type="spellStart"/>
       <w:r>
